--- a/deliverables/青岛抚顺路和哈尔滨路路口交通事故_给律师的完整经过说明_20260819.docx
+++ b/deliverables/青岛抚顺路和哈尔滨路路口交通事故_给律师的完整经过说明_20260819.docx
@@ -164,7 +164,7 @@
           <w:b w:val="0"/>
           <w:sz w:val="24"/>
         </w:rPr>
-        <w:t>本稿根据 2026 年 8 月 14 日至 19 日就医记录、齐鲁医院已审核云影像三份 CT、市北区交警口头说明，以及伤者家属胡继刚 8 月 19 日书面确认的待确认事项整理。录音转写（得到大脑 17 份合集）只作内部线索，不等于事故认定书、病历、保险条款或鉴定意见。</w:t>
+        <w:t>本稿根据 2026 年 8 月 14 日至 19 日就医记录、齐鲁医院已审核云影像三份 CT、家属提交的《胡志远病例文件.pdf》（急诊病历、出院记录、腕带、处方）、市北区交警口头说明，以及伤者家属胡继刚 8 月 19 日书面确认的待确认事项整理。录音转写（得到大脑 17 份合集）只作内部线索，不等于事故认定书、病历、保险条款或鉴定意见。</w:t>
       </w:r>
     </w:p>
     <w:p>
@@ -179,7 +179,7 @@
           <w:b w:val="0"/>
           <w:sz w:val="24"/>
         </w:rPr>
-        <w:t>伤者姓名对外写胡某。齐鲁转写曾出现 33 床「胡志远」，用工老板转写曾作「刘小春」。对外材料一律以身份证、病历首页、微信实名为准。</w:t>
+        <w:t>伤者病历姓名为胡志远。家属口语称老爷子，对外材料曾写胡某。用工老板转写曾作「刘小春」。对外法律文书一律以身份证、病历首页、微信实名为准。</w:t>
       </w:r>
     </w:p>
     <w:p>
@@ -209,7 +209,7 @@
           <w:b w:val="0"/>
           <w:sz w:val="24"/>
         </w:rPr>
-        <w:t>伤者：胡某，男，64 岁，已退休。事发时受雇于乔刘记商贸，为刘孝春卸货搬运，驾驶/使用刘家货运三轮车。交警口头认定该三轮属机动车。仅有抚顺路批发市场内部牌，无青岛市机动车号牌。驾驶人具备驾驶资格证书。</w:t>
+        <w:t>伤者：胡志远，男，64 岁，已退休。齐鲁门诊号 0002750430，住院号 0001519455，11D 手足与显微重建外科 33 床。事发时受雇于乔刘记商贸，为刘孝春卸货搬运，驾驶/使用刘家货运三轮车。交警口头认定该三轮属机动车。仅有抚顺路批发市场内部牌，无青岛市机动车号牌。驾驶人具备驾驶资格证书。</w:t>
       </w:r>
     </w:p>
     <w:p>
@@ -299,7 +299,7 @@
           <w:b w:val="0"/>
           <w:sz w:val="24"/>
         </w:rPr>
-        <w:t>2026 年 8 月 14 日（周五），胡某在青岛市市北区抚顺路和哈尔滨路路口（抚顺路批发市场）为刘孝春家卸货搬运。具体钟点以接处警记录和认定书为准。地点经家属确认：抚顺路和哈尔滨路路口。录音中其他市场别称一律停用，仍以认定书正式路名为准。</w:t>
+        <w:t>2026 年 8 月 14 日（周五），胡志远在青岛市市北区抚顺路和哈尔滨路路口（抚顺路批发市场）为刘孝春家卸货搬运。急诊病历就诊 12:27:11，主诉车祸伤致右踝疼痛肿胀 2 小时；入院记录 14:14，主诉 3 小时余。具体钟点以接处警记录和认定书为准。地点经家属确认：抚顺路和哈尔滨路路口。录音中其他市场别称一律停用，仍以认定书正式路名为准。</w:t>
       </w:r>
     </w:p>
     <w:p>
@@ -314,7 +314,7 @@
           <w:b w:val="0"/>
           <w:sz w:val="24"/>
         </w:rPr>
-        <w:t>当日胡某卸完第一趟货物后，驾驶该货运三轮回场装第二趟。车辆贴护栏上坡，准备左拐去下方装货，再往楼上运送。因护栏开口（家属 8 月 18 日称哈尔滨路一侧 1 号门出口斜坡护栏开口），须先向上、向右借道调整，再作大弧度左拐掉头。同日口述称双方当时都往上走，不是一对一下坡对冲；是否如此，以监控为准。该三轮左转向灯失灵，另有口述大灯亦坏。</w:t>
+        <w:t>当日胡志远卸完第一趟货物后，驾驶该货运三轮回场装第二趟。车辆贴护栏上坡，准备左拐去下方装货，再往楼上运送。因护栏开口（家属 8 月 18 日称哈尔滨路一侧 1 号门出口斜坡护栏开口），须先向上、向右借道调整，再作大弧度左拐掉头。同日口述称双方当时都往上走，不是一对一下坡对冲；是否如此，以监控为准。该三轮左转向灯失灵，另有口述大灯亦坏。</w:t>
       </w:r>
     </w:p>
     <w:p>
@@ -329,7 +329,7 @@
           <w:b w:val="0"/>
           <w:sz w:val="24"/>
         </w:rPr>
-        <w:t>掉头过程中，后方一辆黄色美团二轮电动自行车与三轮发生碰撞。三轮侧翻，脚踏板压在胡某右脚上，致右下肢受伤。交警称监控视频能看清过程；家属称监控可能看不清护栏。护栏开口可以向交警说明掉头动作的来源，但不能据此主张对方全责。</w:t>
+        <w:t>掉头过程中，后方一辆黄色美团二轮电动自行车与三轮发生碰撞。三轮侧翻，脚踏板压在胡志远右脚上，致右下肢受伤。交警称监控视频能看清过程；家属称监控可能看不清护栏。护栏开口可以向交警说明掉头动作的来源，但不能据此主张对方全责。</w:t>
       </w:r>
     </w:p>
     <w:p>
@@ -344,7 +344,7 @@
           <w:b w:val="0"/>
           <w:sz w:val="24"/>
         </w:rPr>
-        <w:t>伤者当日送山东大学齐鲁医院（青岛）急诊骨科。2026-08-14 已审核 CT（检查号 10008056847）记载：右侧胫骨远端、腓骨近端骨质不连续，断端移位；踝关节对位不良，胫距关节间隙增宽，构成半脱位；距骨内缘、外踝撕脱性骨折；右小腿及踝关节软组织肿胀。同日右足 CT（检查号 10008056848）记载右足组成骨完整、诸关节在位，未见本次外伤性骨折；跟骨骨刺、退变、第一跖骨头囊变属陈旧/退变，不计入本次事故。</w:t>
+        <w:t>伤者当日 12:27 至山东大学齐鲁医院（青岛）急诊骨科。门诊号 0002750430。生命体征：T 36.2℃，P 87 次/分，R 22 次/分，BP 175/80 mmHg，SpO2 96%。既往高血压、糖尿病，过敏史无。急诊初步诊断：车祸伤、右小腿外伤、右踝关节骨折伴脱位。医嘱破伤风人免疫球蛋白 250iu 肌注（270 元）及右小腿、右足 CT。手足外科赛佳明副主任医师会诊后建议手术并开具住院证。2026-08-14 已审核 CT（检查号 10008056847，13:02）记载：右侧胫骨远端、腓骨近端骨质不连续，断端移位；踝关节对位不良，胫距关节间隙增宽，构成半脱位；距骨内缘、外踝撕脱性骨折；右小腿及踝关节软组织肿胀。同日右足 CT（检查号 10008056848）记载右足组成骨完整、诸关节在位，未见本次外伤性骨折；跟骨骨刺、退变、第一跖骨头囊变属陈旧/退变，不计入本次事故。</w:t>
       </w:r>
     </w:p>
     <w:p>
@@ -359,7 +359,7 @@
           <w:b w:val="0"/>
           <w:sz w:val="24"/>
         </w:rPr>
-        <w:t>2026 年 8 月 15 日，胡某在齐鲁医院手足与显微重建外科接受右踝关节骨折内外固定术。同日住院 CT（检查号 10008059257）复查：内外固定在位，位线可，周围软组织仍肿。内固定根数、植入物清单以手术记录为准，不以通话口述的两根或四根为准。当日部分通话曾说「已出院回家」，与同日住院 CT 矛盾，以病历为准。</w:t>
+        <w:t>2026-08-14 14:14 收入手足与显微重建外科 11D 病区 33 床，住院号 0001519455。入院查体：右踝明显肿胀畸形，内踝碾挫伤创面深达骨质、组织灰暗无血运，足背动脉搏动弱。同日 19:01 行右踝关节骨折脱位切开复位内外固定、韧带缝合、软组织清创、VSD 负压吸引。2026-08-15 16:26 术后 CT（检查号 10008059257，报告医师管帅）复查：内外固定在位，位线可，周围软组织仍肿。出院记录固定装置表述为外固定架及克氏针，未写锁定钉根数；完整手术记录和植入物编码仍要向病案室取。通话曾说「8 月 15 日已出院回家」或「打了两根/四根钢钉」，与病历不符。</w:t>
       </w:r>
     </w:p>
     <w:p>
@@ -404,7 +404,7 @@
           <w:b w:val="0"/>
           <w:sz w:val="24"/>
         </w:rPr>
-        <w:t>同日，因齐鲁医院床位周转，院方将患者转至联合体公立二甲青岛市市北区人民医院（抚顺路院区）。转院前须先完成齐鲁出院结算，人民医院才能办理入院；33 床出院记录由戴老师补打后即可交给人民医院，不必单独盖章；结余去一楼收费窗口原路退。转院救护车实收 160 元，须发票。8 月 15 日术后至 17 日仅两天，CT 仍写软组织肿胀，不是康复期。主治赛主任态度强硬，明确不愿交通事故患者长期占床。家属最关心的是二甲后续费用美团平台险是否认可。</w:t>
+        <w:t>同日，因齐鲁医院床位周转，院方将患者转至联合体公立二甲青岛市市北区人民医院（抚顺路院区）。出院记录载明 2026-08-17 08:00 出院，住院 3 天，出院时切口稍红肿、少量血性渗出，VSD 通畅，外固定架及克氏针可靠，医嘱继续负压吸引并根据创面二期治疗。转院前须先完成齐鲁出院结算，人民医院才能办理入院；结余去一楼收费窗口原路退。转院救护车实收 160 元，须发票。手术当夜至出院不到 3 天，不是康复期。主治赛佳明副主任医师态度强硬，明确不愿交通事故患者长期占床。家属最关心的是二甲后续费用美团平台险是否认可。</w:t>
       </w:r>
     </w:p>
     <w:p>
@@ -449,7 +449,7 @@
           <w:b w:val="0"/>
           <w:sz w:val="24"/>
         </w:rPr>
-        <w:t>截至本稿，伤者人已到市北区人民医院。住院号、齐鲁出院结算是否办完、保险书面比例，仍须核实。伤者目前不能下地、不能独自如厕，按不能自理处理，应请医院合作一对一 24 小时护工（合同加发票）。伤残鉴定尚未进行，现在不能报残级。</w:t>
+        <w:t>截至本稿，伤者人已到市北区人民医院。齐鲁住院号已有，人民医院住院号、齐鲁出院结算是否办完、保险书面比例，仍须核实。出院医嘱要求隔日换药、继续 VSD、避免负重。伤者目前不能下地、不能独自如厕，按不能自理处理，应请医院合作一对一 24 小时护工（合同加发票）。伤残鉴定尚未进行，现在不能报残级。病历复印须出院后 10 个工作日至博施楼 1 楼服务中心，带患者身份证。</w:t>
       </w:r>
     </w:p>
     <w:p>
@@ -464,7 +464,7 @@
           <w:color w:val="0B2F5B"/>
           <w:sz w:val="28"/>
         </w:rPr>
-        <w:t>四、伤情（以齐鲁已审核 CT 为准）</w:t>
+        <w:t>四、伤情（CT + 出院记录）</w:t>
       </w:r>
     </w:p>
     <w:p>
@@ -479,7 +479,22 @@
           <w:b w:val="0"/>
           <w:sz w:val="24"/>
         </w:rPr>
-        <w:t>计入本次事故的损伤：右侧胫骨远端骨折（移位）、右侧腓骨近端骨折（移位）、右踝关节半脱位、右距骨内缘撕脱性骨折、右外踝撕脱性骨折、右小腿及踝关节软组织肿胀；2026-08-15 已行内外固定，复查固定在位、位线可，软组织仍肿。</w:t>
+        <w:t>CT 计入本次事故：右侧胫骨远端骨折（移位）、右侧腓骨近端骨折（移位）、右踝关节半脱位、右距骨内缘撕脱性骨折、右外踝撕脱性骨折、右小腿及踝关节软组织肿胀。</w:t>
+      </w:r>
+    </w:p>
+    <w:p>
+      <w:pPr>
+        <w:spacing w:after="120" w:before="0" w:line="360" w:lineRule="auto"/>
+        <w:ind w:firstLine="420"/>
+        <w:jc w:val="left"/>
+      </w:pPr>
+      <w:r>
+        <w:rPr>
+          <w:rFonts w:ascii="宋体" w:hAnsi="宋体" w:eastAsia="宋体" w:cs="宋体"/>
+          <w:b w:val="0"/>
+          <w:sz w:val="24"/>
+        </w:rPr>
+        <w:t>出院记录比 CT 更重，必须一并采用：右开放性踝关节骨折、右开放性踝关节脱位、右踝部韧带断裂、右踝挫伤并皮肤坏死。入院查体内踝碾挫创面深达骨质、无血运。2026-08-14 19:01 已行切开复位内外固定、韧带缝合、清创及 VSD。高血压、糖尿病为既往病，不按事故伤索赔。</w:t>
       </w:r>
     </w:p>
     <w:p>
@@ -509,7 +524,7 @@
           <w:b w:val="0"/>
           <w:sz w:val="24"/>
         </w:rPr>
-        <w:t>云影像报告注明仅供临床医生参考、不作证明。三份 CT 是影像诊断，不是伤残鉴定书。评残须治疗终结后由有资质司法鉴定机构按道路交通事故标准（实务多用《人体损伤致残程度分级》）评定。不要用人社局工伤标准，不要按网上计算器报价。</w:t>
+        <w:t>云影像报告注明仅供临床医生参考、不作证明。CT 和出院记录都不是伤残鉴定书。评残须治疗终结后由有资质司法鉴定机构按道路交通事故标准（实务多用《人体损伤致残程度分级》）评定。不要用人社局工伤标准，不要按网上计算器报价。开放性损伤、韧带断裂、皮肤坏死和可能的二期治疗，只说明伤情重、疗程可能更长，现在仍不能报残级或总赔偿数额。</w:t>
       </w:r>
     </w:p>
     <w:p>
@@ -868,6 +883,21 @@
           <w:b w:val="0"/>
           <w:sz w:val="24"/>
         </w:rPr>
+        <w:t>• 齐鲁医院《胡志远病例文件》：急诊病历、出院记录、腕带、破伤风处方、三份 CT 纸质报告</w:t>
+      </w:r>
+    </w:p>
+    <w:p>
+      <w:pPr>
+        <w:spacing w:after="60" w:before="0" w:line="336" w:lineRule="auto"/>
+        <w:ind w:firstLine="210"/>
+        <w:jc w:val="left"/>
+      </w:pPr>
+      <w:r>
+        <w:rPr>
+          <w:rFonts w:ascii="宋体" w:hAnsi="宋体" w:eastAsia="宋体" w:cs="宋体"/>
+          <w:b w:val="0"/>
+          <w:sz w:val="24"/>
+        </w:rPr>
         <w:t>• 齐鲁医院云影像三份已审核 CT（10008056847 右小腿、10008056848 右足、10008059257 术后右踝）</w:t>
       </w:r>
     </w:p>
@@ -972,7 +1002,7 @@
           <w:b w:val="0"/>
           <w:sz w:val="24"/>
         </w:rPr>
-        <w:t>• 齐鲁出院结算、33 床出院记录、人民医院住院号</w:t>
+        <w:t>• 人民医院住院号；齐鲁出院结算票据</w:t>
       </w:r>
     </w:p>
     <w:p>
@@ -987,7 +1017,7 @@
           <w:b w:val="0"/>
           <w:sz w:val="24"/>
         </w:rPr>
-        <w:t>• 手术记录、植入物清单</w:t>
+        <w:t>• 完整手术记录、麻醉记录、植入物编码（出院记录已有术式，仍缺根数/编码）</w:t>
       </w:r>
     </w:p>
     <w:p>

--- a/deliverables/青岛抚顺路和哈尔滨路路口交通事故_给律师的完整经过说明_20260819.docx
+++ b/deliverables/青岛抚顺路和哈尔滨路路口交通事故_给律师的完整经过说明_20260819.docx
@@ -164,7 +164,7 @@
           <w:b w:val="0"/>
           <w:sz w:val="24"/>
         </w:rPr>
-        <w:t>本稿根据 2026 年 8 月 14 日至 19 日就医记录、齐鲁医院已审核云影像三份 CT、家属提交的《胡志远病例文件.pdf》（急诊病历、出院记录、腕带、处方）、市北区交警口头说明，以及伤者家属胡继刚 8 月 19 日书面确认的待确认事项整理。录音转写（得到大脑 17 份合集）只作内部线索，不等于事故认定书、病历、保险条款或鉴定意见。</w:t>
+        <w:t>本稿根据 2026 年 8 月 14 日至 19 日就医记录、齐鲁医院已审核云影像三份 CT、家属提交的《胡志远病例文件.pdf》（急诊病历、出院记录、腕带、处方）、市北区交警口头说明，以及伤者家属胡继刚 8 月 19 日书面确认的待确认事项整理。录音转写（得到大脑 17 份合集）只作内部线索，不等于事故认定书、病历、保险条款或鉴定意见。病历扫描件另做成图文摘录 Word/PDF，抽出腕带、急诊病历、出院记录、三份 CT 和破伤风处方，便于对照原件。</w:t>
       </w:r>
     </w:p>
     <w:p>
@@ -898,6 +898,21 @@
           <w:b w:val="0"/>
           <w:sz w:val="24"/>
         </w:rPr>
+        <w:t>• 病历图文摘录 Word/PDF：从扫描件抽出腕带、急诊病历、出院记录、三份 CT、破伤风处方（不是律师函）</w:t>
+      </w:r>
+    </w:p>
+    <w:p>
+      <w:pPr>
+        <w:spacing w:after="60" w:before="0" w:line="336" w:lineRule="auto"/>
+        <w:ind w:firstLine="210"/>
+        <w:jc w:val="left"/>
+      </w:pPr>
+      <w:r>
+        <w:rPr>
+          <w:rFonts w:ascii="宋体" w:hAnsi="宋体" w:eastAsia="宋体" w:cs="宋体"/>
+          <w:b w:val="0"/>
+          <w:sz w:val="24"/>
+        </w:rPr>
         <w:t>• 齐鲁医院云影像三份已审核 CT（10008056847 右小腿、10008056848 右足、10008059257 术后右踝）</w:t>
       </w:r>
     </w:p>

--- a/deliverables/青岛抚顺路和哈尔滨路路口交通事故_给律师的完整经过说明_20260819.docx
+++ b/deliverables/青岛抚顺路和哈尔滨路路口交通事故_给律师的完整经过说明_20260819.docx
@@ -44,7 +44,7 @@
           <w:color w:val="A63D2F"/>
           <w:sz w:val="24"/>
         </w:rPr>
-        <w:t>本文仅供受托律师了解案情、查看监控和决定程序。不是律师函，不要发给骑手、站点、保险公司或刘孝春。现阶段不请诉讼律师当面谈、不先发函。</w:t>
+        <w:t>本文仅供受托律师了解案情、查看监控和决定程序。不是律师函，不要发给骑手、站点、保险公司或刘孝春。岳父已请为场外把关：不到场见骑手、不先发函。现阶段不谈总赔偿数额。</w:t>
       </w:r>
     </w:p>
     <w:p>
@@ -224,7 +224,7 @@
           <w:b w:val="0"/>
           <w:sz w:val="24"/>
         </w:rPr>
-        <w:t>家属对接人：胡继刚（儿子，自上海返回处理）。岳父为执业律师，目前仅场外把关，不到场、不署名发函。</w:t>
+        <w:t>家属对接人：胡继刚（儿子，自上海返回处理）。岳父为执业三十余年律师，家属已请其把关。现阶段仍场外：不到场见骑手或刘孝春、不署名发函。</w:t>
       </w:r>
     </w:p>
     <w:p>
@@ -449,7 +449,7 @@
           <w:b w:val="0"/>
           <w:sz w:val="24"/>
         </w:rPr>
-        <w:t>截至本稿，伤者人已到市北区人民医院。齐鲁住院号已有，人民医院住院号、齐鲁出院结算是否办完、保险书面比例，仍须核实。出院医嘱要求隔日换药、继续 VSD、避免负重。伤者目前不能下地、不能独自如厕，按不能自理处理，应请医院合作一对一 24 小时护工（合同加发票）。伤残鉴定尚未进行，现在不能报残级。病历复印须出院后 10 个工作日至博施楼 1 楼服务中心，带患者身份证。</w:t>
+        <w:t>截至本稿，伤者人已到市北区人民医院。齐鲁住院号已有，人民医院住院号、齐鲁出院结算是否办完、保险书面比例，仍须核实。出院医嘱要求隔日换药、继续 VSD、避免负重。伤者目前不能下地、不能独自如厕。2026-08-22 家属确认：已按医院推荐请一对一 24 小时护工，日单价 300 元；须书面合同、发票和护理记录。伤残鉴定尚未进行，现在不能报残级。病历复印须出院后 10 个工作日至博施楼 1 楼服务中心，带患者身份证。</w:t>
       </w:r>
     </w:p>
     <w:p>
@@ -963,6 +963,21 @@
     </w:p>
     <w:p>
       <w:pPr>
+        <w:spacing w:after="60" w:before="0" w:line="336" w:lineRule="auto"/>
+        <w:ind w:firstLine="210"/>
+        <w:jc w:val="left"/>
+      </w:pPr>
+      <w:r>
+        <w:rPr>
+          <w:rFonts w:ascii="宋体" w:hAnsi="宋体" w:eastAsia="宋体" w:cs="宋体"/>
+          <w:b w:val="0"/>
+          <w:sz w:val="24"/>
+        </w:rPr>
+        <w:t>• 2026-08-22：岳父（执业三十余年）已请为场外把关；医院推荐一对一 24 小时护工已请，日单价 300 元</w:t>
+      </w:r>
+    </w:p>
+    <w:p>
+      <w:pPr>
         <w:spacing w:after="80" w:before="160" w:line="360" w:lineRule="auto"/>
         <w:jc w:val="left"/>
       </w:pPr>
@@ -1107,7 +1122,7 @@
           <w:b w:val="0"/>
           <w:sz w:val="24"/>
         </w:rPr>
-        <w:t>• 护工一对一 24 小时合同及发票</w:t>
+        <w:t>• 护工书面合同、发票、护理记录（已请医院推荐一对一 24 小时，300 元/天，文件待收）</w:t>
       </w:r>
     </w:p>
     <w:p>
